--- a/por/docx/36.content.docx
+++ b/por/docx/36.content.docx
@@ -3700,18 +3700,12 @@
         </w:rPr>
         <w:t xml:space="preserve"> provavelmente se refere aos sacerdotes descendentes de Arão, que deveriam liderar os israelitas na adoração a Yahweh. Infelizmente, nesse momento, eles não estavam servindo a Yahweh fielmente, como Sofonias diz em </w:t>
       </w:r>
-      <w:hyperlink r:id="rId13">
-        <w:r>
-          <w:rPr>
-            <w:lang w:val="pt_PT" w:bidi="pt_PT"/>
-          </w:rPr>
-          <w:rPr>
-            <w:color w:val="0000EE"/>
-            <w:u w:val="single"/>
-          </w:rPr>
-          <w:t>3.4</w:t>
-        </w:r>
-      </w:hyperlink>
+      <w:r>
+        <w:rPr>
+          <w:lang w:val="pt_PT" w:bidi="pt_PT"/>
+        </w:rPr>
+        <w:t>3.4</w:t>
+      </w:r>
       <w:r>
         <w:rPr>
           <w:lang w:val="pt_PT" w:bidi="pt_PT"/>
@@ -10543,18 +10537,12 @@
         </w:rPr>
         <w:t>Yahweh está aludindo ao que ele disse aos israelitas que aconteceria se eles o desobedecessem e adorassem falsos deuses. Quando os israelitas saíram do Egito pela primeira vez, ele lhes disse através de Moisés que, se fizessem essas coisas, “você construirá uma casa, mas não morará nela; plantará uma parreira, mas não colherá as uvas” (</w:t>
       </w:r>
-      <w:hyperlink r:id="rId14">
-        <w:r>
-          <w:rPr>
-            <w:lang w:val="pt_PT" w:bidi="pt_PT"/>
-          </w:rPr>
-          <w:rPr>
-            <w:color w:val="0000EE"/>
-            <w:u w:val="single"/>
-          </w:rPr>
-          <w:t>28.30</w:t>
-        </w:r>
-      </w:hyperlink>
+      <w:r>
+        <w:rPr>
+          <w:lang w:val="pt_PT" w:bidi="pt_PT"/>
+        </w:rPr>
+        <w:t>28.30</w:t>
+      </w:r>
       <w:r>
         <w:rPr>
           <w:lang w:val="pt_PT" w:bidi="pt_PT"/>
@@ -12456,18 +12444,12 @@
         </w:rPr>
         <w:t xml:space="preserve">Essa é uma referência adicional ao que Yahweh disse aos israelitas quando eles saíram do Egito, semelhante à referência no versículo 13. Em </w:t>
       </w:r>
-      <w:hyperlink r:id="rId15">
-        <w:r>
-          <w:rPr>
-            <w:lang w:val="pt_PT" w:bidi="pt_PT"/>
-          </w:rPr>
-          <w:rPr>
-            <w:color w:val="0000EE"/>
-            <w:u w:val="single"/>
-          </w:rPr>
-          <w:t>28.29</w:t>
-        </w:r>
-      </w:hyperlink>
+      <w:r>
+        <w:rPr>
+          <w:lang w:val="pt_PT" w:bidi="pt_PT"/>
+        </w:rPr>
+        <w:t>28.29</w:t>
+      </w:r>
       <w:r>
         <w:rPr>
           <w:lang w:val="pt_PT" w:bidi="pt_PT"/>
@@ -16145,18 +16127,12 @@
         </w:rPr>
         <w:t xml:space="preserve"> ou procurassem por Yahweh. Se isso for mais claro em seu idioma, você pode declarar o significado de forma direta. Veja como você traduziu a expressão semelhante em </w:t>
       </w:r>
-      <w:hyperlink r:id="rId16">
-        <w:r>
-          <w:rPr>
-            <w:lang w:val="pt_PT" w:bidi="pt_PT"/>
-          </w:rPr>
-          <w:rPr>
-            <w:color w:val="0000EE"/>
-            <w:u w:val="single"/>
-          </w:rPr>
-          <w:t>1.6</w:t>
-        </w:r>
-      </w:hyperlink>
+      <w:r>
+        <w:rPr>
+          <w:lang w:val="pt_PT" w:bidi="pt_PT"/>
+        </w:rPr>
+        <w:t>1.6</w:t>
+      </w:r>
       <w:r>
         <w:rPr>
           <w:lang w:val="pt_PT" w:bidi="pt_PT"/>
@@ -16430,18 +16406,12 @@
         </w:rPr>
         <w:t xml:space="preserve"> pode significar: (1) a terra de Judá, já que Sofonias está se dirigindo a uma “nação” específica, a nação de Judá, nos versículos 1–3. Tradução alternativa: “todos vocês, pessoas humildes da terra” ou “todos vocês, judeus que estão dispostos a se humilhar”; (2) o mundo inteiro, já que é isso que o termo significa em </w:t>
       </w:r>
-      <w:hyperlink r:id="rId17">
-        <w:r>
-          <w:rPr>
-            <w:lang w:val="pt_PT" w:bidi="pt_PT"/>
-          </w:rPr>
-          <w:rPr>
-            <w:color w:val="0000EE"/>
-            <w:u w:val="single"/>
-          </w:rPr>
-          <w:t>1.18</w:t>
-        </w:r>
-      </w:hyperlink>
+      <w:r>
+        <w:rPr>
+          <w:lang w:val="pt_PT" w:bidi="pt_PT"/>
+        </w:rPr>
+        <w:t>1.18</w:t>
+      </w:r>
       <w:r>
         <w:rPr>
           <w:lang w:val="pt_PT" w:bidi="pt_PT"/>
@@ -16754,18 +16724,12 @@
         </w:rPr>
         <w:t xml:space="preserve">. Você pode declarar o significado de forma direta, se isso for mais claro em seu idioma. O significado desta imagem é ligeiramente diferente do seu significado em </w:t>
       </w:r>
-      <w:hyperlink r:id="rId16">
-        <w:r>
-          <w:rPr>
-            <w:lang w:val="pt_PT" w:bidi="pt_PT"/>
-          </w:rPr>
-          <w:rPr>
-            <w:color w:val="0000EE"/>
-            <w:u w:val="single"/>
-          </w:rPr>
-          <w:t>1.6</w:t>
-        </w:r>
-      </w:hyperlink>
+      <w:r>
+        <w:rPr>
+          <w:lang w:val="pt_PT" w:bidi="pt_PT"/>
+        </w:rPr>
+        <w:t>1.6</w:t>
+      </w:r>
       <w:r>
         <w:rPr>
           <w:lang w:val="pt_PT" w:bidi="pt_PT"/>
@@ -19987,54 +19951,36 @@
         </w:rPr>
         <w:t xml:space="preserve"> em um sentido específico para significar tomar uma ação em relação a alguém. Em </w:t>
       </w:r>
-      <w:hyperlink r:id="rId18">
-        <w:r>
-          <w:rPr>
-            <w:lang w:val="pt_PT" w:bidi="pt_PT"/>
-          </w:rPr>
-          <w:rPr>
-            <w:color w:val="0000EE"/>
-            <w:u w:val="single"/>
-          </w:rPr>
-          <w:t>1.8</w:t>
-        </w:r>
-      </w:hyperlink>
+      <w:r>
+        <w:rPr>
+          <w:lang w:val="pt_PT" w:bidi="pt_PT"/>
+        </w:rPr>
+        <w:t>1.8</w:t>
+      </w:r>
       <w:r>
         <w:rPr>
           <w:lang w:val="pt_PT" w:bidi="pt_PT"/>
         </w:rPr>
         <w:t xml:space="preserve">, </w:t>
       </w:r>
-      <w:hyperlink r:id="rId19">
-        <w:r>
-          <w:rPr>
-            <w:lang w:val="pt_PT" w:bidi="pt_PT"/>
-          </w:rPr>
-          <w:rPr>
-            <w:color w:val="0000EE"/>
-            <w:u w:val="single"/>
-          </w:rPr>
-          <w:t>1.9</w:t>
-        </w:r>
-      </w:hyperlink>
+      <w:r>
+        <w:rPr>
+          <w:lang w:val="pt_PT" w:bidi="pt_PT"/>
+        </w:rPr>
+        <w:t>1.9</w:t>
+      </w:r>
       <w:r>
         <w:rPr>
           <w:lang w:val="pt_PT" w:bidi="pt_PT"/>
         </w:rPr>
         <w:t xml:space="preserve"> e </w:t>
       </w:r>
-      <w:hyperlink r:id="rId20">
-        <w:r>
-          <w:rPr>
-            <w:lang w:val="pt_PT" w:bidi="pt_PT"/>
-          </w:rPr>
-          <w:rPr>
-            <w:color w:val="0000EE"/>
-            <w:u w:val="single"/>
-          </w:rPr>
-          <w:t>1.12</w:t>
-        </w:r>
-      </w:hyperlink>
+      <w:r>
+        <w:rPr>
+          <w:lang w:val="pt_PT" w:bidi="pt_PT"/>
+        </w:rPr>
+        <w:t>1.12</w:t>
+      </w:r>
       <w:r>
         <w:rPr>
           <w:lang w:val="pt_PT" w:bidi="pt_PT"/>
@@ -20176,36 +20122,24 @@
         </w:rPr>
         <w:t xml:space="preserve">” em </w:t>
       </w:r>
-      <w:hyperlink r:id="rId21">
-        <w:r>
-          <w:rPr>
-            <w:lang w:val="pt_PT" w:bidi="pt_PT"/>
-          </w:rPr>
-          <w:rPr>
-            <w:color w:val="0000EE"/>
-            <w:u w:val="single"/>
-          </w:rPr>
-          <w:t>1.2</w:t>
-        </w:r>
-      </w:hyperlink>
+      <w:r>
+        <w:rPr>
+          <w:lang w:val="pt_PT" w:bidi="pt_PT"/>
+        </w:rPr>
+        <w:t>1.2</w:t>
+      </w:r>
       <w:r>
         <w:rPr>
           <w:lang w:val="pt_PT" w:bidi="pt_PT"/>
         </w:rPr>
         <w:t xml:space="preserve">. Se você a usou para introduzir a citação lá, pode optar por usar a frase equivalente de </w:t>
       </w:r>
-      <w:hyperlink r:id="rId22">
-        <w:r>
-          <w:rPr>
-            <w:lang w:val="pt_PT" w:bidi="pt_PT"/>
-          </w:rPr>
-          <w:rPr>
-            <w:color w:val="0000EE"/>
-            <w:u w:val="single"/>
-          </w:rPr>
-          <w:t>2.9</w:t>
-        </w:r>
-      </w:hyperlink>
+      <w:r>
+        <w:rPr>
+          <w:lang w:val="pt_PT" w:bidi="pt_PT"/>
+        </w:rPr>
+        <w:t>2.9</w:t>
+      </w:r>
       <w:r>
         <w:rPr>
           <w:lang w:val="pt_PT" w:bidi="pt_PT"/>
@@ -21180,18 +21114,12 @@
         </w:rPr>
         <w:t xml:space="preserve"> foram completamente destruídas (veja </w:t>
       </w:r>
-      <w:hyperlink r:id="rId23">
-        <w:r>
-          <w:rPr>
-            <w:lang w:val="pt_PT" w:bidi="pt_PT"/>
-          </w:rPr>
-          <w:rPr>
-            <w:color w:val="0000EE"/>
-            <w:u w:val="single"/>
-          </w:rPr>
-          <w:t>Gênesis 19.1–29</w:t>
-        </w:r>
-      </w:hyperlink>
+      <w:r>
+        <w:rPr>
+          <w:lang w:val="pt_PT" w:bidi="pt_PT"/>
+        </w:rPr>
+        <w:t>Gênesis 19.1–29</w:t>
+      </w:r>
       <w:r>
         <w:rPr>
           <w:lang w:val="pt_PT" w:bidi="pt_PT"/>
@@ -22101,18 +22029,12 @@
         </w:rPr>
         <w:t xml:space="preserve">Veja como você traduziu a expressão “se fizeram grandes” em </w:t>
       </w:r>
-      <w:hyperlink r:id="rId24">
-        <w:r>
-          <w:rPr>
-            <w:lang w:val="pt_PT" w:bidi="pt_PT"/>
-          </w:rPr>
-          <w:rPr>
-            <w:color w:val="0000EE"/>
-            <w:u w:val="single"/>
-          </w:rPr>
-          <w:t>2.8</w:t>
-        </w:r>
-      </w:hyperlink>
+      <w:r>
+        <w:rPr>
+          <w:lang w:val="pt_PT" w:bidi="pt_PT"/>
+        </w:rPr>
+        <w:t>2.8</w:t>
+      </w:r>
       <w:r>
         <w:rPr>
           <w:lang w:val="pt_PT" w:bidi="pt_PT"/>
@@ -23540,18 +23462,12 @@
         </w:rPr>
         <w:t xml:space="preserve">Veja como você traduziu a expressão mais literal “estenderei minha mão” em </w:t>
       </w:r>
-      <w:hyperlink r:id="rId25">
-        <w:r>
-          <w:rPr>
-            <w:lang w:val="pt_PT" w:bidi="pt_PT"/>
-          </w:rPr>
-          <w:rPr>
-            <w:color w:val="0000EE"/>
-            <w:u w:val="single"/>
-          </w:rPr>
-          <w:t>1.4</w:t>
-        </w:r>
-      </w:hyperlink>
+      <w:r>
+        <w:rPr>
+          <w:lang w:val="pt_PT" w:bidi="pt_PT"/>
+        </w:rPr>
+        <w:t>1.4</w:t>
+      </w:r>
       <w:r>
         <w:rPr>
           <w:lang w:val="pt_PT" w:bidi="pt_PT"/>
@@ -26578,18 +26494,12 @@
         </w:rPr>
         <w:t xml:space="preserve">Veja como você traduziu o termo “autoridades” em </w:t>
       </w:r>
-      <w:hyperlink r:id="rId18">
-        <w:r>
-          <w:rPr>
-            <w:lang w:val="pt_PT" w:bidi="pt_PT"/>
-          </w:rPr>
-          <w:rPr>
-            <w:color w:val="0000EE"/>
-            <w:u w:val="single"/>
-          </w:rPr>
-          <w:t>1.8</w:t>
-        </w:r>
-      </w:hyperlink>
+      <w:r>
+        <w:rPr>
+          <w:lang w:val="pt_PT" w:bidi="pt_PT"/>
+        </w:rPr>
+        <w:t>1.8</w:t>
+      </w:r>
       <w:r>
         <w:rPr>
           <w:lang w:val="pt_PT" w:bidi="pt_PT"/>
@@ -28984,18 +28894,12 @@
         </w:rPr>
         <w:t xml:space="preserve">. Veja como você traduziu a expressão “cortar” em </w:t>
       </w:r>
-      <w:hyperlink r:id="rId26">
-        <w:r>
-          <w:rPr>
-            <w:lang w:val="pt_PT" w:bidi="pt_PT"/>
-          </w:rPr>
-          <w:rPr>
-            <w:color w:val="0000EE"/>
-            <w:u w:val="single"/>
-          </w:rPr>
-          <w:t>1.3</w:t>
-        </w:r>
-      </w:hyperlink>
+      <w:r>
+        <w:rPr>
+          <w:lang w:val="pt_PT" w:bidi="pt_PT"/>
+        </w:rPr>
+        <w:t>1.3</w:t>
+      </w:r>
       <w:r>
         <w:rPr>
           <w:lang w:val="pt_PT" w:bidi="pt_PT"/>
@@ -29222,18 +29126,12 @@
         </w:rPr>
         <w:t xml:space="preserve"> em </w:t>
       </w:r>
-      <w:hyperlink r:id="rId27">
-        <w:r>
-          <w:rPr>
-            <w:lang w:val="pt_PT" w:bidi="pt_PT"/>
-          </w:rPr>
-          <w:rPr>
-            <w:color w:val="0000EE"/>
-            <w:u w:val="single"/>
-          </w:rPr>
-          <w:t>1.16</w:t>
-        </w:r>
-      </w:hyperlink>
+      <w:r>
+        <w:rPr>
+          <w:lang w:val="pt_PT" w:bidi="pt_PT"/>
+        </w:rPr>
+        <w:t>1.16</w:t>
+      </w:r>
       <w:r>
         <w:rPr>
           <w:lang w:val="pt_PT" w:bidi="pt_PT"/>
@@ -29777,18 +29675,12 @@
         </w:rPr>
         <w:t xml:space="preserve">. Na verdade, ele está falando para e sobre as pessoas que vivem em Jerusalém. Se for útil em seu idioma, você pode declarar o significado de forma clara. Veja o que você fez em </w:t>
       </w:r>
-      <w:hyperlink r:id="rId28">
-        <w:r>
-          <w:rPr>
-            <w:lang w:val="pt_PT" w:bidi="pt_PT"/>
-          </w:rPr>
-          <w:rPr>
-            <w:color w:val="0000EE"/>
-            <w:u w:val="single"/>
-          </w:rPr>
-          <w:t>3.1–5</w:t>
-        </w:r>
-      </w:hyperlink>
+      <w:r>
+        <w:rPr>
+          <w:lang w:val="pt_PT" w:bidi="pt_PT"/>
+        </w:rPr>
+        <w:t>3.1–5</w:t>
+      </w:r>
       <w:r>
         <w:rPr>
           <w:lang w:val="pt_PT" w:bidi="pt_PT"/>
@@ -29905,18 +29797,12 @@
         </w:rPr>
         <w:t xml:space="preserve">. Veja como você traduziu a expressão “visitei sobre” em </w:t>
       </w:r>
-      <w:hyperlink r:id="rId18">
-        <w:r>
-          <w:rPr>
-            <w:lang w:val="pt_PT" w:bidi="pt_PT"/>
-          </w:rPr>
-          <w:rPr>
-            <w:color w:val="0000EE"/>
-            <w:u w:val="single"/>
-          </w:rPr>
-          <w:t>1.8</w:t>
-        </w:r>
-      </w:hyperlink>
+      <w:r>
+        <w:rPr>
+          <w:lang w:val="pt_PT" w:bidi="pt_PT"/>
+        </w:rPr>
+        <w:t>1.8</w:t>
+      </w:r>
       <w:r>
         <w:rPr>
           <w:lang w:val="pt_PT" w:bidi="pt_PT"/>
@@ -30253,72 +30139,48 @@
         </w:rPr>
         <w:t xml:space="preserve">Veja como você traduziu a frase “a declaração de Yahweh”, como consta no texto original, em </w:t>
       </w:r>
-      <w:hyperlink r:id="rId21">
-        <w:r>
-          <w:rPr>
-            <w:lang w:val="pt_PT" w:bidi="pt_PT"/>
-          </w:rPr>
-          <w:rPr>
-            <w:color w:val="0000EE"/>
-            <w:u w:val="single"/>
-          </w:rPr>
-          <w:t>1.2</w:t>
-        </w:r>
-      </w:hyperlink>
+      <w:r>
+        <w:rPr>
+          <w:lang w:val="pt_PT" w:bidi="pt_PT"/>
+        </w:rPr>
+        <w:t>1.2</w:t>
+      </w:r>
       <w:r>
         <w:rPr>
           <w:lang w:val="pt_PT" w:bidi="pt_PT"/>
         </w:rPr>
         <w:t xml:space="preserve">, </w:t>
       </w:r>
-      <w:hyperlink r:id="rId26">
-        <w:r>
-          <w:rPr>
-            <w:lang w:val="pt_PT" w:bidi="pt_PT"/>
-          </w:rPr>
-          <w:rPr>
-            <w:color w:val="0000EE"/>
-            <w:u w:val="single"/>
-          </w:rPr>
-          <w:t>1.3</w:t>
-        </w:r>
-      </w:hyperlink>
+      <w:r>
+        <w:rPr>
+          <w:lang w:val="pt_PT" w:bidi="pt_PT"/>
+        </w:rPr>
+        <w:t>1.3</w:t>
+      </w:r>
       <w:r>
         <w:rPr>
           <w:lang w:val="pt_PT" w:bidi="pt_PT"/>
         </w:rPr>
         <w:t xml:space="preserve">, </w:t>
       </w:r>
-      <w:hyperlink r:id="rId29">
-        <w:r>
-          <w:rPr>
-            <w:lang w:val="pt_PT" w:bidi="pt_PT"/>
-          </w:rPr>
-          <w:rPr>
-            <w:color w:val="0000EE"/>
-            <w:u w:val="single"/>
-          </w:rPr>
-          <w:t>1.10</w:t>
-        </w:r>
-      </w:hyperlink>
+      <w:r>
+        <w:rPr>
+          <w:lang w:val="pt_PT" w:bidi="pt_PT"/>
+        </w:rPr>
+        <w:t>1.10</w:t>
+      </w:r>
       <w:r>
         <w:rPr>
           <w:lang w:val="pt_PT" w:bidi="pt_PT"/>
         </w:rPr>
         <w:t xml:space="preserve"> e </w:t>
       </w:r>
-      <w:hyperlink r:id="rId22">
-        <w:r>
-          <w:rPr>
-            <w:lang w:val="pt_PT" w:bidi="pt_PT"/>
-          </w:rPr>
-          <w:rPr>
-            <w:color w:val="0000EE"/>
-            <w:u w:val="single"/>
-          </w:rPr>
-          <w:t>2.9</w:t>
-        </w:r>
-      </w:hyperlink>
+      <w:r>
+        <w:rPr>
+          <w:lang w:val="pt_PT" w:bidi="pt_PT"/>
+        </w:rPr>
+        <w:t>2.9</w:t>
+      </w:r>
       <w:r>
         <w:rPr>
           <w:lang w:val="pt_PT" w:bidi="pt_PT"/>
@@ -30461,18 +30323,12 @@
         </w:rPr>
         <w:t xml:space="preserve"> para indicar que ele certamente fará o que descreve. Seu idioma pode usar o termo “esperem” nesse mesmo sentido. Se não, você pode usar uma linguagem simples. Tradução alternativa: “‘Portanto, vocês, judeus pecadores, apenas esperem!’ — a declaração de Yahweh — ‘Um dia em breve eu me levantarei para a presa’” ou “‘Portanto, vocês podem ter certeza, judeus pecadores’ — a declaração de Yahweh — ‘que um dia em breve eu me levantarei para a presa’”; (2) os “humildes da terra” que Sofonias menciona em </w:t>
       </w:r>
-      <w:hyperlink r:id="rId30">
-        <w:r>
-          <w:rPr>
-            <w:lang w:val="pt_PT" w:bidi="pt_PT"/>
-          </w:rPr>
-          <w:rPr>
-            <w:color w:val="0000EE"/>
-            <w:u w:val="single"/>
-          </w:rPr>
-          <w:t>2.3</w:t>
-        </w:r>
-      </w:hyperlink>
+      <w:r>
+        <w:rPr>
+          <w:lang w:val="pt_PT" w:bidi="pt_PT"/>
+        </w:rPr>
+        <w:t>2.3</w:t>
+      </w:r>
       <w:r>
         <w:rPr>
           <w:lang w:val="pt_PT" w:bidi="pt_PT"/>
@@ -30751,18 +30607,12 @@
         </w:rPr>
         <w:t xml:space="preserve"> que ele está prestes a atacar. (Isso pode ser uma alusão à descrição das “autoridades” de Jerusalém como “leões” e seus “juízes” como “lobos” em </w:t>
       </w:r>
-      <w:hyperlink r:id="rId31">
-        <w:r>
-          <w:rPr>
-            <w:lang w:val="pt_PT" w:bidi="pt_PT"/>
-          </w:rPr>
-          <w:rPr>
-            <w:color w:val="0000EE"/>
-            <w:u w:val="single"/>
-          </w:rPr>
-          <w:t>3.3</w:t>
-        </w:r>
-      </w:hyperlink>
+      <w:r>
+        <w:rPr>
+          <w:lang w:val="pt_PT" w:bidi="pt_PT"/>
+        </w:rPr>
+        <w:t>3.3</w:t>
+      </w:r>
       <w:r>
         <w:rPr>
           <w:lang w:val="pt_PT" w:bidi="pt_PT"/>
@@ -31164,18 +31014,12 @@
         </w:rPr>
         <w:t xml:space="preserve"> de Yahweh. Veja como você traduziu a expressão semelhante em </w:t>
       </w:r>
-      <w:hyperlink r:id="rId32">
-        <w:r>
-          <w:rPr>
-            <w:lang w:val="pt_PT" w:bidi="pt_PT"/>
-          </w:rPr>
-          <w:rPr>
-            <w:color w:val="0000EE"/>
-            <w:u w:val="single"/>
-          </w:rPr>
-          <w:t>2.2</w:t>
-        </w:r>
-      </w:hyperlink>
+      <w:r>
+        <w:rPr>
+          <w:lang w:val="pt_PT" w:bidi="pt_PT"/>
+        </w:rPr>
+        <w:t>2.2</w:t>
+      </w:r>
       <w:r>
         <w:rPr>
           <w:lang w:val="pt_PT" w:bidi="pt_PT"/>
@@ -31279,18 +31123,12 @@
         </w:rPr>
         <w:t xml:space="preserve">Veja como você traduziu a expressão semelhante em </w:t>
       </w:r>
-      <w:hyperlink r:id="rId17">
-        <w:r>
-          <w:rPr>
-            <w:lang w:val="pt_PT" w:bidi="pt_PT"/>
-          </w:rPr>
-          <w:rPr>
-            <w:color w:val="0000EE"/>
-            <w:u w:val="single"/>
-          </w:rPr>
-          <w:t>1.18</w:t>
-        </w:r>
-      </w:hyperlink>
+      <w:r>
+        <w:rPr>
+          <w:lang w:val="pt_PT" w:bidi="pt_PT"/>
+        </w:rPr>
+        <w:t>1.18</w:t>
+      </w:r>
       <w:r>
         <w:rPr>
           <w:lang w:val="pt_PT" w:bidi="pt_PT"/>
@@ -31420,18 +31258,12 @@
         </w:rPr>
         <w:t xml:space="preserve"> por associação para significar a capacidade de falar. Ele pode querer dizer: (1) os povos estavam dizendo coisas perversas porque seu caráter era perverso, mas ele purificará seu caráter para que digam coisas puras. Tradução alternativa: “Certamente darei aos povos um caráter justo para que digam coisas puras; então eles orarão a mim de maneira aceitável”; (2) que ao invocar os nomes de outros deuses (como descrito em </w:t>
       </w:r>
-      <w:hyperlink r:id="rId33">
-        <w:r>
-          <w:rPr>
-            <w:lang w:val="pt_PT" w:bidi="pt_PT"/>
-          </w:rPr>
-          <w:rPr>
-            <w:color w:val="0000EE"/>
-            <w:u w:val="single"/>
-          </w:rPr>
-          <w:t>1.5</w:t>
-        </w:r>
-      </w:hyperlink>
+      <w:r>
+        <w:rPr>
+          <w:lang w:val="pt_PT" w:bidi="pt_PT"/>
+        </w:rPr>
+        <w:t>1.5</w:t>
+      </w:r>
       <w:r>
         <w:rPr>
           <w:lang w:val="pt_PT" w:bidi="pt_PT"/>
@@ -32545,18 +32377,12 @@
         </w:rPr>
         <w:t xml:space="preserve"> são singulares ao longo deste versículo porque Yahweh está falando com a cidade de Jerusalém como se fosse uma pessoa, assim como fez em </w:t>
       </w:r>
-      <w:hyperlink r:id="rId34">
-        <w:r>
-          <w:rPr>
-            <w:lang w:val="pt_PT" w:bidi="pt_PT"/>
-          </w:rPr>
-          <w:rPr>
-            <w:color w:val="0000EE"/>
-            <w:u w:val="single"/>
-          </w:rPr>
-          <w:t>3.7</w:t>
-        </w:r>
-      </w:hyperlink>
+      <w:r>
+        <w:rPr>
+          <w:lang w:val="pt_PT" w:bidi="pt_PT"/>
+        </w:rPr>
+        <w:t>3.7</w:t>
+      </w:r>
       <w:r>
         <w:rPr>
           <w:lang w:val="pt_PT" w:bidi="pt_PT"/>
@@ -34220,18 +34046,12 @@
         </w:rPr>
         <w:t xml:space="preserve"> em </w:t>
       </w:r>
-      <w:hyperlink r:id="rId35">
-        <w:r>
-          <w:rPr>
-            <w:lang w:val="pt_PT" w:bidi="pt_PT"/>
-          </w:rPr>
-          <w:rPr>
-            <w:color w:val="0000EE"/>
-            <w:u w:val="single"/>
-          </w:rPr>
-          <w:t>3.10</w:t>
-        </w:r>
-      </w:hyperlink>
+      <w:r>
+        <w:rPr>
+          <w:lang w:val="pt_PT" w:bidi="pt_PT"/>
+        </w:rPr>
+        <w:t>3.10</w:t>
+      </w:r>
       <w:r>
         <w:rPr>
           <w:lang w:val="pt_PT" w:bidi="pt_PT"/>
